--- a/docs/report.docx
+++ b/docs/report.docx
@@ -789,6 +789,45 @@
           <w:sz w:val="24"/>
         </w:rPr>
         <w:t>Self-contained несе власну копію .NET runtime (працює без встановленого .NET, але важить десятки МБ і прив'язаний до RID). Framework-dependent містить лише код і залежності (сотні КБ), але вимагає встановленого сумісного .NET runtime.</w:t>
+      </w:r>
+    </w:p>
+    <w:p>
+      <w:pPr>
+        <w:spacing w:before="240" w:after="80"/>
+      </w:pPr>
+      <w:r>
+        <w:rPr>
+          <w:b/>
+          <w:sz w:val="30"/>
+        </w:rPr>
+        <w:t>Додаткові завдання</w:t>
+      </w:r>
+    </w:p>
+    <w:p>
+      <w:pPr>
+        <w:pStyle w:val="ListBullet"/>
+        <w:spacing w:after="40"/>
+      </w:pPr>
+      <w:r>
+        <w:t>PublishSingleFile — компоненти об'єднано в один виконуваний файл: замість 193 файлів лишається 3 (бінарник + .pdb + native-бібліотека), розмір той самий (≈ 76 МБ), запускається.</w:t>
+      </w:r>
+    </w:p>
+    <w:p>
+      <w:pPr>
+        <w:pStyle w:val="ListBullet"/>
+        <w:spacing w:after="40"/>
+      </w:pPr>
+      <w:r>
+        <w:t>PublishTrimmed — невикористаний код видалено: розмір впав із ≈ 83 МБ до ≈ 20 МБ (193 → 35 файлів). Але збірка видала warning IL2026 про JsonSerializer.Serialize, і хоча зібралося успішно, режим --json падає в рантаймі: System.InvalidOperationException: Reflection-based serialization has been disabled. Це наочно показує, чому trimming небезпечний для коду з рефлексією: тример статично не бачить типів, потрібних серіалізатору, і викидає їх (див. Скріншот 7).</w:t>
+      </w:r>
+    </w:p>
+    <w:p>
+      <w:pPr>
+        <w:pStyle w:val="ListBullet"/>
+        <w:spacing w:after="40"/>
+      </w:pPr>
+      <w:r>
+        <w:t>Multi-targeting + #if — у EnvironmentInfo додано поле BuildNote, що відрізняється між net8.0 і net10.0 через #if NET10_0_OR_GREATER; різниця видна у виводі рядком «Збірка (TFM)».</w:t>
       </w:r>
     </w:p>
     <w:p>
@@ -2247,6 +2286,59 @@
     </w:p>
     <w:p>
       <w:pPr>
+        <w:spacing w:before="160"/>
+        <w:jc w:val="center"/>
+      </w:pPr>
+      <w:r>
+        <w:drawing>
+          <wp:inline xmlns:a="http://schemas.openxmlformats.org/drawingml/2006/main" xmlns:pic="http://schemas.openxmlformats.org/drawingml/2006/picture">
+            <wp:extent cx="5580000" cy="2862978"/>
+            <wp:docPr id="7" name="Picture 7"/>
+            <wp:cNvGraphicFramePr>
+              <a:graphicFrameLocks noChangeAspect="1"/>
+            </wp:cNvGraphicFramePr>
+            <a:graphic>
+              <a:graphicData uri="http://schemas.openxmlformats.org/drawingml/2006/picture">
+                <pic:pic>
+                  <pic:nvPicPr>
+                    <pic:cNvPr id="0" name="07_trim.png"/>
+                    <pic:cNvPicPr/>
+                  </pic:nvPicPr>
+                  <pic:blipFill>
+                    <a:blip r:embed="rId15"/>
+                    <a:stretch>
+                      <a:fillRect/>
+                    </a:stretch>
+                  </pic:blipFill>
+                  <pic:spPr>
+                    <a:xfrm>
+                      <a:off x="0" y="0"/>
+                      <a:ext cx="5580000" cy="2862978"/>
+                    </a:xfrm>
+                    <a:prstGeom prst="rect"/>
+                  </pic:spPr>
+                </pic:pic>
+              </a:graphicData>
+            </a:graphic>
+          </wp:inline>
+        </w:drawing>
+      </w:r>
+    </w:p>
+    <w:p>
+      <w:pPr>
+        <w:spacing w:after="200"/>
+        <w:jc w:val="center"/>
+      </w:pPr>
+      <w:r>
+        <w:rPr>
+          <w:i/>
+          <w:sz w:val="24"/>
+        </w:rPr>
+        <w:t>Скріншот 7. PublishTrimmed: розмір впав до 20 МБ, але --json падає в рантаймі (рефлексія вимкнена тримером) — приклад небезпеки trimming.</w:t>
+      </w:r>
+    </w:p>
+    <w:p>
+      <w:pPr>
         <w:spacing w:before="200" w:after="80"/>
       </w:pPr>
       <w:r>
